--- a/docs/База знаний/02_Подбор_короба_остатки/01_Подбор_товара_при_отгрузке.docx
+++ b/docs/База знаний/02_Подбор_короба_остатки/01_Подбор_товара_при_отгрузке.docx
@@ -221,7 +221,7 @@
     </w:p>
     <w:p>
       <w:r>
-        <w:t>В клиентской переписке 7–8 октября описаны неполный печатный лист, случаи, когда товар не находили по указанным местам, и вопрос о списании после отправки. Причина этих отдельных расхождений не установлена. Клиент ранее подтвердил начало сборки после обновления листа и сообщил «всё ок» на тот момент; это не подтверждает универсальную исправность всех отгрузок. Текущий экран и тексты шагов сверены с `frontend/src/screens/ff/unload-pick/UnloadPickScreen.tsx` и `frontend/src/screens/ff/unload-pick/FbsCellPickTable.tsx` ветки `origin/etalon`. Оригинальный снимок — `frontend/src/content/knowledge/images/otgruzka-01-podbor.png` (SHA-256: `9959cb2fc32787b2e6a4f30a6075031bf6b79bafb53ccafad4c589ce13d5b0dd`).</w:t>
+        <w:t>Источники клиентской темы — обращение №5 в Telegram-чате «Короб ВМС - ФФ И Львов» (7–8 октября; голосовые 398, 400, 408 и видео 411) и продолжение обращения №26 в том же чате 9 октября (фото 772, сообщения 1369 и 1377). Разбирались полнота печатного листа, соответствие коробов физическому товару и списание после передачи. Конкретное расхождение пока не установлено: клиент ещё не прислал результат сравнения ручных отметок с коробами, которые списала система. Клиент ранее подтвердил начало сборки после обновления листа и сообщил «всё ок» на тот момент; это не подтверждает универсальную исправность всех отгрузок. Текущий экран и тексты шагов сверены с `frontend/src/screens/ff/unload-pick/UnloadPickScreen.tsx` и `frontend/src/screens/ff/unload-pick/FbsCellPickTable.tsx` ветки `origin/etalon`. Оригинальный снимок — `frontend/src/content/knowledge/images/otgruzka-01-podbor.png` (SHA-256: `9959cb2fc32787b2e6a4f30a6075031bf6b79bafb53ccafad4c589ce13d5b0dd`).</w:t>
       </w:r>
     </w:p>
     <w:sectPr>

--- a/docs/База знаний/02_Подбор_короба_остатки/01_Подбор_товара_при_отгрузке.docx
+++ b/docs/База знаний/02_Подбор_короба_остатки/01_Подбор_товара_при_отгрузке.docx
@@ -203,7 +203,7 @@
     </w:p>
     <w:p>
       <w:r>
-        <w:t>Указанное на экране место — учётная подсказка для подбора, а не доказательство того, что товар физически лежит в этом коробе. Если товара нет, не подменяйте источник догадкой и не делайте повторное списание. Зафиксируйте данные из шага 4 и передайте их на сверку. Причина расхождения, факт проведённого расхода и фактическая передача на маркетплейс устанавливаются отдельно по конкретной отгрузке и документам.</w:t>
+        <w:t>Указанное на экране место — учётная подсказка для подбора, а не доказательство того, что товар физически лежит в этом коробе. Если товара нет, не подменяйте источник догадкой и не делайте повторное списание. Зафиксируйте номер отгрузки, код места, SKU или размер и видимое количество; передайте эти данные на сверку. Причина расхождения, факт проведённого расхода и фактическая передача на маркетплейс устанавливаются отдельно по конкретной отгрузке и документам.</w:t>
       </w:r>
     </w:p>
     <w:p>
@@ -221,7 +221,7 @@
     </w:p>
     <w:p>
       <w:r>
-        <w:t>Источники клиентской темы — обращение №5 в Telegram-чате «Короб ВМС - ФФ И Львов» (7–8 октября; голосовые 398, 400, 408 и видео 411) и продолжение обращения №26 в том же чате 9 октября (фото 772, сообщения 1369 и 1377). Разбирались полнота печатного листа, соответствие коробов физическому товару и списание после передачи. Конкретное расхождение пока не установлено: клиент ещё не прислал результат сравнения ручных отметок с коробами, которые списала система. Клиент ранее подтвердил начало сборки после обновления листа и сообщил «всё ок» на тот момент; это не подтверждает универсальную исправность всех отгрузок. Текущий экран и тексты шагов сверены с `frontend/src/screens/ff/unload-pick/UnloadPickScreen.tsx` и `frontend/src/screens/ff/unload-pick/FbsCellPickTable.tsx` ветки `origin/etalon`. Оригинальный снимок — `frontend/src/content/knowledge/images/otgruzka-01-podbor.png` (SHA-256: `9959cb2fc32787b2e6a4f30a6075031bf6b79bafb53ccafad4c589ce13d5b0dd`).</w:t>
+        <w:t>обращение №5 в Telegram-чате «Короб ВМС - ФФ И Львов» (7–8 октября; голосовые 398, 400, 408 и видео 411), продолжение №26 от 9 октября (фото 772 и 781; сообщения 1369, 1377, 1386). Фото 781 вкладки «Подбор» и фото 772 печатного листа подтверждают перестановку позиций 2 и 3. Клиент просит указывать номера приёмок и возвратов. В сообщении 1386 заявлена невозможность списания, но нет номера отгрузки/короба и текста ошибки, поэтому причина не установлена. Инструкция описывает общий экран «Подбор на отгрузку» и не доказывает, что клиентский печатный лист или списание исправлены. Текущий интерфейс сверен с исходниками ветки `origin/etalon`; иллюстрация статичная демонстрационная и не подтверждает актуальные действия на стенде.</w:t>
       </w:r>
     </w:p>
     <w:sectPr>
